--- a/Pregrado/Investigacion en ciencia y tecnologia/Clases/Recursos/ACAs/Quiz 1 (6%) - guia del cuestionario.docx
+++ b/Pregrado/Investigacion en ciencia y tecnologia/Clases/Recursos/ACAs/Quiz 1 (6%) - guia del cuestionario.docx
@@ -794,7 +794,7 @@
           <w:color w:val="2B2B2B"/>
           <w:sz w:val="22"/>
         </w:rPr>
-        <w:t xml:space="preserve">Temario trabajado en clase </w:t>
+        <w:t xml:space="preserve">Sesiones </w:t>
       </w:r>
       <w:r>
         <w:rPr>
@@ -803,7 +803,7 @@
           <w:color w:val="2B2B2B"/>
           <w:sz w:val="22"/>
         </w:rPr>
-        <w:t>hasta el cierre</w:t>
+        <w:t>ya dictadas</w:t>
       </w:r>
       <w:r>
         <w:rPr>
@@ -812,7 +812,7 @@
           <w:color w:val="2B2B2B"/>
           <w:sz w:val="22"/>
         </w:rPr>
-        <w:t xml:space="preserve"> (20/08/2026):</w:t>
+        <w:t xml:space="preserve"> cuando cierra este cuestionario (20/08/2026) — eso es lo que entra:</w:t>
       </w:r>
     </w:p>
     <w:p>
@@ -826,7 +826,7 @@
           <w:color w:val="2B2B2B"/>
           <w:sz w:val="22"/>
         </w:rPr>
-        <w:t>Sesión 02</w:t>
+        <w:t>Ninguna sesión de tema cae antes de este cierre.</w:t>
       </w:r>
       <w:r>
         <w:rPr>
@@ -835,7 +835,25 @@
           <w:color w:val="2B2B2B"/>
           <w:sz w:val="22"/>
         </w:rPr>
-        <w:t xml:space="preserve"> (20/08/2026) — MinCiencias · 6 líneas de Ingeniería · elección de línea</w:t>
+        <w:t xml:space="preserve"> Lo que entra es la </w:t>
+      </w:r>
+      <w:r>
+        <w:rPr>
+          <w:rFonts w:ascii="Calibri" w:hAnsi="Calibri"/>
+          <w:b/>
+          <w:color w:val="2B2B2B"/>
+          <w:sz w:val="22"/>
+        </w:rPr>
+        <w:t>lectura autónoma de la Sesión 01</w:t>
+      </w:r>
+      <w:r>
+        <w:rPr>
+          <w:rFonts w:ascii="Calibri" w:hAnsi="Calibri"/>
+          <w:b w:val="0"/>
+          <w:color w:val="2B2B2B"/>
+          <w:sz w:val="22"/>
+        </w:rPr>
+        <w:t xml:space="preserve"> y lo que el Docente haya publicado en CDigital: nada de lo que se dicta en las sesiones siguientes.</w:t>
       </w:r>
     </w:p>
     <w:p>
@@ -864,7 +882,117 @@
           <w:color w:val="2B2B2B"/>
           <w:sz w:val="22"/>
         </w:rPr>
-        <w:t xml:space="preserve"> cuestionario del curso: entra todo lo trabajado hasta su cierre.</w:t>
+        <w:t xml:space="preserve"> cuestionario del curso y su ventana termina </w:t>
+      </w:r>
+      <w:r>
+        <w:rPr>
+          <w:rFonts w:ascii="Calibri" w:hAnsi="Calibri"/>
+          <w:b/>
+          <w:color w:val="2B2B2B"/>
+          <w:sz w:val="22"/>
+        </w:rPr>
+        <w:t>el día de la primera clase de tema</w:t>
+      </w:r>
+      <w:r>
+        <w:rPr>
+          <w:rFonts w:ascii="Calibri" w:hAnsi="Calibri"/>
+          <w:b w:val="0"/>
+          <w:color w:val="2B2B2B"/>
+          <w:sz w:val="22"/>
+        </w:rPr>
+        <w:t>: por eso la lista de arriba está vacía.</w:t>
+      </w:r>
+    </w:p>
+    <w:p>
+      <w:r>
+        <w:rPr>
+          <w:rFonts w:ascii="Calibri" w:hAnsi="Calibri"/>
+          <w:b/>
+          <w:color w:val="2B2B2B"/>
+          <w:sz w:val="22"/>
+        </w:rPr>
+        <w:t>Lo que NO entra:</w:t>
+      </w:r>
+      <w:r>
+        <w:rPr>
+          <w:rFonts w:ascii="Calibri" w:hAnsi="Calibri"/>
+          <w:b w:val="0"/>
+          <w:color w:val="2B2B2B"/>
+          <w:sz w:val="22"/>
+        </w:rPr>
+        <w:t xml:space="preserve"> la </w:t>
+      </w:r>
+      <w:r>
+        <w:rPr>
+          <w:rFonts w:ascii="Calibri" w:hAnsi="Calibri"/>
+          <w:b/>
+          <w:color w:val="2B2B2B"/>
+          <w:sz w:val="22"/>
+        </w:rPr>
+        <w:t>Sesión 02</w:t>
+      </w:r>
+      <w:r>
+        <w:rPr>
+          <w:rFonts w:ascii="Calibri" w:hAnsi="Calibri"/>
+          <w:b w:val="0"/>
+          <w:color w:val="2B2B2B"/>
+          <w:sz w:val="22"/>
+        </w:rPr>
+        <w:t xml:space="preserve"> (20/08/2026 — MinCiencias · 6 líneas de Ingeniería · elección de línea) se dicta </w:t>
+      </w:r>
+      <w:r>
+        <w:rPr>
+          <w:rFonts w:ascii="Calibri" w:hAnsi="Calibri"/>
+          <w:b/>
+          <w:color w:val="2B2B2B"/>
+          <w:sz w:val="22"/>
+        </w:rPr>
+        <w:t>el mismo día</w:t>
+      </w:r>
+      <w:r>
+        <w:rPr>
+          <w:rFonts w:ascii="Calibri" w:hAnsi="Calibri"/>
+          <w:b w:val="0"/>
+          <w:color w:val="2B2B2B"/>
+          <w:sz w:val="22"/>
+        </w:rPr>
+        <w:t xml:space="preserve"> en que cierra el cuestionario, así que su tema </w:t>
+      </w:r>
+      <w:r>
+        <w:rPr>
+          <w:rFonts w:ascii="Calibri" w:hAnsi="Calibri"/>
+          <w:b/>
+          <w:color w:val="2B2B2B"/>
+          <w:sz w:val="22"/>
+        </w:rPr>
+        <w:t>queda fuera</w:t>
+      </w:r>
+      <w:r>
+        <w:rPr>
+          <w:rFonts w:ascii="Calibri" w:hAnsi="Calibri"/>
+          <w:b w:val="0"/>
+          <w:color w:val="2B2B2B"/>
+          <w:sz w:val="22"/>
+        </w:rPr>
+        <w:t xml:space="preserve">: no se te pregunta algo que todavía no has visto en clase. Ese tema entra en </w:t>
+      </w:r>
+      <w:r>
+        <w:rPr>
+          <w:rFonts w:ascii="Calibri" w:hAnsi="Calibri"/>
+          <w:b/>
+          <w:color w:val="2B2B2B"/>
+          <w:sz w:val="22"/>
+        </w:rPr>
+        <w:t>Parcial 1</w:t>
+      </w:r>
+      <w:r>
+        <w:rPr>
+          <w:rFonts w:ascii="Calibri" w:hAnsi="Calibri"/>
+          <w:b w:val="0"/>
+          <w:color w:val="2B2B2B"/>
+          <w:sz w:val="22"/>
+        </w:rPr>
+        <w:t>.</w:t>
       </w:r>
     </w:p>
     <w:p>
@@ -1398,19 +1526,11 @@
       <w:r>
         <w:rPr>
           <w:rFonts w:ascii="Calibri" w:hAnsi="Calibri"/>
-          <w:b w:val="0"/>
+          <w:b/>
           <w:color w:val="2B2B2B"/>
           <w:sz w:val="22"/>
         </w:rPr>
-        <w:t>Repasa el deck y tus apuntes de cada sesión (</w:t>
-      </w:r>
-      <w:r>
-        <w:rPr>
-          <w:rFonts w:ascii="Consolas" w:hAnsi="Consolas"/>
-          <w:color w:val="111111"/>
-          <w:sz w:val="21"/>
-        </w:rPr>
-        <w:t>Clases/Sesion NN - …/Presentacion.pptx</w:t>
+        <w:t>Ojo con el alcance:</w:t>
       </w:r>
       <w:r>
         <w:rPr>
@@ -1419,21 +1539,7 @@
           <w:color w:val="2B2B2B"/>
           <w:sz w:val="22"/>
         </w:rPr>
-        <w:t>).</w:t>
-      </w:r>
-    </w:p>
-    <w:p>
-      <w:pPr>
-        <w:pStyle w:val="ListBullet"/>
-      </w:pPr>
-      <w:r>
-        <w:rPr>
-          <w:rFonts w:ascii="Calibri" w:hAnsi="Calibri"/>
-          <w:b w:val="0"/>
-          <w:color w:val="2B2B2B"/>
-          <w:sz w:val="22"/>
-        </w:rPr>
-        <w:t xml:space="preserve">Ten a mano la </w:t>
+        <w:t xml:space="preserve"> antes de este cierre no se ha dictado tema en clase (punto 3). Entra la </w:t>
       </w:r>
       <w:r>
         <w:rPr>
@@ -1451,7 +1557,48 @@
           <w:color w:val="2B2B2B"/>
           <w:sz w:val="22"/>
         </w:rPr>
-        <w:t xml:space="preserve"> (fundamentos del método científico) y lo que el Docente publique en CDigital.</w:t>
+        <w:t xml:space="preserve"> y lo que el Docente haya publicado en CDigital; </w:t>
+      </w:r>
+      <w:r>
+        <w:rPr>
+          <w:rFonts w:ascii="Calibri" w:hAnsi="Calibri"/>
+          <w:b/>
+          <w:color w:val="2B2B2B"/>
+          <w:sz w:val="22"/>
+        </w:rPr>
+        <w:t>no</w:t>
+      </w:r>
+      <w:r>
+        <w:rPr>
+          <w:rFonts w:ascii="Calibri" w:hAnsi="Calibri"/>
+          <w:b w:val="0"/>
+          <w:color w:val="2B2B2B"/>
+          <w:sz w:val="22"/>
+        </w:rPr>
+        <w:t xml:space="preserve"> entra nada de las sesiones que vienen después.</w:t>
+      </w:r>
+    </w:p>
+    <w:p>
+      <w:pPr>
+        <w:pStyle w:val="ListBullet"/>
+      </w:pPr>
+      <w:r>
+        <w:rPr>
+          <w:rFonts w:ascii="Calibri" w:hAnsi="Calibri"/>
+          <w:b/>
+          <w:color w:val="2B2B2B"/>
+          <w:sz w:val="22"/>
+        </w:rPr>
+        <w:t>Lectura autónoma de la Sesión 01</w:t>
+      </w:r>
+      <w:r>
+        <w:rPr>
+          <w:rFonts w:ascii="Calibri" w:hAnsi="Calibri"/>
+          <w:b w:val="0"/>
+          <w:color w:val="2B2B2B"/>
+          <w:sz w:val="22"/>
+        </w:rPr>
+        <w:t xml:space="preserve"> (U1–U2 · fundamentos del método científico y producto final del curso): ten claras las etapas del método y qué es un artículo de nuevo conocimiento. Es la base de todo lo demás.</w:t>
       </w:r>
     </w:p>
     <w:p>
@@ -1465,7 +1612,7 @@
           <w:color w:val="2B2B2B"/>
           <w:sz w:val="22"/>
         </w:rPr>
-        <w:t xml:space="preserve">Ten claro cómo distinguir </w:t>
+        <w:t xml:space="preserve">Ten fresca </w:t>
       </w:r>
       <w:r>
         <w:rPr>
@@ -1474,7 +1621,7 @@
           <w:color w:val="2B2B2B"/>
           <w:sz w:val="22"/>
         </w:rPr>
-        <w:t>tipos de conocimiento</w:t>
+        <w:t>tu propia línea y tu propio tema</w:t>
       </w:r>
       <w:r>
         <w:rPr>
@@ -1483,89 +1630,7 @@
           <w:color w:val="2B2B2B"/>
           <w:sz w:val="22"/>
         </w:rPr>
-        <w:t xml:space="preserve">, </w:t>
-      </w:r>
-      <w:r>
-        <w:rPr>
-          <w:rFonts w:ascii="Calibri" w:hAnsi="Calibri"/>
-          <w:b/>
-          <w:color w:val="2B2B2B"/>
-          <w:sz w:val="22"/>
-        </w:rPr>
-        <w:t>tipos de fuente</w:t>
-      </w:r>
-      <w:r>
-        <w:rPr>
-          <w:rFonts w:ascii="Calibri" w:hAnsi="Calibri"/>
-          <w:b w:val="0"/>
-          <w:color w:val="2B2B2B"/>
-          <w:sz w:val="22"/>
-        </w:rPr>
-        <w:t xml:space="preserve"> y qué hace confiable una fuente.</w:t>
-      </w:r>
-    </w:p>
-    <w:p>
-      <w:pPr>
-        <w:pStyle w:val="ListBullet"/>
-      </w:pPr>
-      <w:r>
-        <w:rPr>
-          <w:rFonts w:ascii="Calibri" w:hAnsi="Calibri"/>
-          <w:b w:val="0"/>
-          <w:color w:val="2B2B2B"/>
-          <w:sz w:val="22"/>
-        </w:rPr>
-        <w:t xml:space="preserve">Repasa las </w:t>
-      </w:r>
-      <w:r>
-        <w:rPr>
-          <w:rFonts w:ascii="Calibri" w:hAnsi="Calibri"/>
-          <w:b/>
-          <w:color w:val="2B2B2B"/>
-          <w:sz w:val="22"/>
-        </w:rPr>
-        <w:t>6 líneas de Ingeniería</w:t>
-      </w:r>
-      <w:r>
-        <w:rPr>
-          <w:rFonts w:ascii="Calibri" w:hAnsi="Calibri"/>
-          <w:b w:val="0"/>
-          <w:color w:val="2B2B2B"/>
-          <w:sz w:val="22"/>
-        </w:rPr>
-        <w:t xml:space="preserve"> de MinCiencias y en cuál se ubica tu tema.</w:t>
-      </w:r>
-    </w:p>
-    <w:p>
-      <w:pPr>
-        <w:pStyle w:val="ListBullet"/>
-      </w:pPr>
-      <w:r>
-        <w:rPr>
-          <w:rFonts w:ascii="Calibri" w:hAnsi="Calibri"/>
-          <w:b w:val="0"/>
-          <w:color w:val="2B2B2B"/>
-          <w:sz w:val="22"/>
-        </w:rPr>
-        <w:t xml:space="preserve">Ten claro con tus palabras: </w:t>
-      </w:r>
-      <w:r>
-        <w:rPr>
-          <w:rFonts w:ascii="Calibri" w:hAnsi="Calibri"/>
-          <w:b/>
-          <w:color w:val="2B2B2B"/>
-          <w:sz w:val="22"/>
-        </w:rPr>
-        <w:t>problema ≠ pregunta ≠ objetivo</w:t>
-      </w:r>
-      <w:r>
-        <w:rPr>
-          <w:rFonts w:ascii="Calibri" w:hAnsi="Calibri"/>
-          <w:b w:val="0"/>
-          <w:color w:val="2B2B2B"/>
-          <w:sz w:val="22"/>
-        </w:rPr>
-        <w:t>, y qué es una pregunta viable.</w:t>
+        <w:t>: varios ítems se responden mejor pensando en tu caso.</w:t>
       </w:r>
     </w:p>
     <w:p>
@@ -2604,7 +2669,7 @@
                 <w:color w:val="2B2B2B"/>
                 <w:sz w:val="20"/>
               </w:rPr>
-              <w:t>17/09/2026</w:t>
+              <w:t>12/09/2026</w:t>
             </w:r>
           </w:p>
         </w:tc>
@@ -2873,7 +2938,25 @@
           <w:color w:val="2B2B2B"/>
           <w:sz w:val="22"/>
         </w:rPr>
-        <w:t xml:space="preserve">Cierra el día de la </w:t>
+        <w:t xml:space="preserve">Cierra </w:t>
+      </w:r>
+      <w:r>
+        <w:rPr>
+          <w:rFonts w:ascii="Calibri" w:hAnsi="Calibri"/>
+          <w:b/>
+          <w:color w:val="2B2B2B"/>
+          <w:sz w:val="22"/>
+        </w:rPr>
+        <w:t>el día</w:t>
+      </w:r>
+      <w:r>
+        <w:rPr>
+          <w:rFonts w:ascii="Calibri" w:hAnsi="Calibri"/>
+          <w:b w:val="0"/>
+          <w:color w:val="2B2B2B"/>
+          <w:sz w:val="22"/>
+        </w:rPr>
+        <w:t xml:space="preserve"> de la </w:t>
       </w:r>
       <w:r>
         <w:rPr>
@@ -2891,7 +2974,79 @@
           <w:color w:val="2B2B2B"/>
           <w:sz w:val="22"/>
         </w:rPr>
-        <w:t xml:space="preserve"> (MinCiencias · 6 líneas de Ingeniería): entra esa sesión y la lectura autónoma de la Sesión 01.</w:t>
+        <w:t xml:space="preserve"> (MinCiencias · 6 líneas de Ingeniería · elección de línea), que por eso </w:t>
+      </w:r>
+      <w:r>
+        <w:rPr>
+          <w:rFonts w:ascii="Calibri" w:hAnsi="Calibri"/>
+          <w:b/>
+          <w:color w:val="2B2B2B"/>
+          <w:sz w:val="22"/>
+        </w:rPr>
+        <w:t>no</w:t>
+      </w:r>
+      <w:r>
+        <w:rPr>
+          <w:rFonts w:ascii="Calibri" w:hAnsi="Calibri"/>
+          <w:b w:val="0"/>
+          <w:color w:val="2B2B2B"/>
+          <w:sz w:val="22"/>
+        </w:rPr>
+        <w:t xml:space="preserve"> entra: antes de esa fecha </w:t>
+      </w:r>
+      <w:r>
+        <w:rPr>
+          <w:rFonts w:ascii="Calibri" w:hAnsi="Calibri"/>
+          <w:b/>
+          <w:color w:val="2B2B2B"/>
+          <w:sz w:val="22"/>
+        </w:rPr>
+        <w:t>no</w:t>
+      </w:r>
+      <w:r>
+        <w:rPr>
+          <w:rFonts w:ascii="Calibri" w:hAnsi="Calibri"/>
+          <w:b w:val="0"/>
+          <w:color w:val="2B2B2B"/>
+          <w:sz w:val="22"/>
+        </w:rPr>
+        <w:t xml:space="preserve"> se ha dictado tema en clase, así que se resuelve con la </w:t>
+      </w:r>
+      <w:r>
+        <w:rPr>
+          <w:rFonts w:ascii="Calibri" w:hAnsi="Calibri"/>
+          <w:b/>
+          <w:color w:val="2B2B2B"/>
+          <w:sz w:val="22"/>
+        </w:rPr>
+        <w:t>lectura autónoma de la Sesión 01</w:t>
+      </w:r>
+      <w:r>
+        <w:rPr>
+          <w:rFonts w:ascii="Calibri" w:hAnsi="Calibri"/>
+          <w:b w:val="0"/>
+          <w:color w:val="2B2B2B"/>
+          <w:sz w:val="22"/>
+        </w:rPr>
+        <w:t xml:space="preserve"> y con el encuadre. Es el </w:t>
+      </w:r>
+      <w:r>
+        <w:rPr>
+          <w:rFonts w:ascii="Calibri" w:hAnsi="Calibri"/>
+          <w:b/>
+          <w:color w:val="2B2B2B"/>
+          <w:sz w:val="22"/>
+        </w:rPr>
+        <w:t>único</w:t>
+      </w:r>
+      <w:r>
+        <w:rPr>
+          <w:rFonts w:ascii="Calibri" w:hAnsi="Calibri"/>
+          <w:b w:val="0"/>
+          <w:color w:val="2B2B2B"/>
+          <w:sz w:val="22"/>
+        </w:rPr>
+        <w:t xml:space="preserve"> cuestionario del curso que cae antes de la primera clase de tema.</w:t>
       </w:r>
     </w:p>
     <w:p>
